--- a/companies/dev-mini/Engagements/Reeves, Miller and Thompson/Meeting Minutes 2021-06-23 - Reeves, Miller and Thompson.docx
+++ b/companies/dev-mini/Engagements/Reeves, Miller and Thompson/Meeting Minutes 2021-06-23 - Reeves, Miller and Thompson.docx
@@ -7,12 +7,22 @@
         <w:pStyle w:val="Heading1"/>
       </w:pPr>
       <w:r>
-        <w:t>Meeting Minutes: Integration Support for Reeves, Miller and Thompson</w:t>
+        <w:t>Working Session Minutes: Integration Support</w:t>
       </w:r>
     </w:p>
     <w:p>
       <w:r>
-        <w:t>Working session on the integration, held at the offices of Reeves, Miller and Thompson. Minutes recorded by Jennifer Fletcher and circulated to everyone present to correct anything I have set down wrong.</w:t>
+        <w:t>Subject: Integration support for Reeves, Miller and Thompson</w:t>
+        <w:br/>
+        <w:t>Recorded by: Jennifer Fletcher</w:t>
+      </w:r>
+    </w:p>
+    <w:p>
+      <w:pPr>
+        <w:pStyle w:val="Heading2"/>
+      </w:pPr>
+      <w:r>
+        <w:t>Attendees</w:t>
       </w:r>
     </w:p>
     <w:p>
@@ -20,7 +30,7 @@
         <w:pStyle w:val="ListBullet"/>
       </w:pPr>
       <w:r>
-        <w:t>Jennifer Fletcher, Senior Consultant, Pinebrook Advisory Group LLC</w:t>
+        <w:t>Jennifer Fletcher, Senior Consultant, Pinebrook Advisory Group</w:t>
       </w:r>
     </w:p>
     <w:p>
@@ -28,7 +38,7 @@
         <w:pStyle w:val="ListBullet"/>
       </w:pPr>
       <w:r>
-        <w:t>Robert Miller, Principal Consultant, Pinebrook Advisory Group LLC</w:t>
+        <w:t>Cynthia Ball, Analyst, Pinebrook Advisory Group</w:t>
       </w:r>
     </w:p>
     <w:p>
@@ -36,7 +46,7 @@
         <w:pStyle w:val="ListBullet"/>
       </w:pPr>
       <w:r>
-        <w:t>Cynthia Ball, Analyst, Pinebrook Advisory Group LLC</w:t>
+        <w:t>Robert Miller, Principal Consultant, Pinebrook Advisory Group</w:t>
       </w:r>
     </w:p>
     <w:p>
@@ -48,8 +58,34 @@
       </w:r>
     </w:p>
     <w:p>
+      <w:pPr>
+        <w:pStyle w:val="Heading2"/>
+      </w:pPr>
       <w:r>
-        <w:t>We measured the plan against where we actually stand at the midpoint. The finance and reporting side is furthest along: the two charts of accounts are mapped and a single monthly report is drafted, though it does not yet reconcile to both sets of prior books, and it will go to no one until it does. On the operating side, the overlap in roles is now clear enough to act on, and that decision belongs to Christopher Cole and his team rather than to us. I asked that we hold the announced savings figures until Cynthia Ball has tied each one to real line items; an integration is judged in the end on whether those numbers prove true.</w:t>
+        <w:t>Discussion</w:t>
+      </w:r>
+    </w:p>
+    <w:p>
+      <w:r>
+        <w:t>The session took stock at roughly the midpoint of the engagement. The current-state read is behind us: Robert Miller walked the group through how each core function runs on both sides, and the integration plan we built off that read is now the working document, with an owner and a measure of done against every move. Seven months in total means the plan has to be more than half real by now, and it is; what remains is turning read-and-plan into done. The purpose of today was to confirm what has landed, what is stuck, and where a decision from Christopher Cole would unblock the next step.</w:t>
+      </w:r>
+    </w:p>
+    <w:p>
+      <w:r>
+        <w:t>Two workstreams are moving well. The combined reporting lines are largely settled, and the finance team has the first consolidated management report coming together on a single basis, which was the piece a great deal downstream was waiting on. Cynthia Ball showed the tracker, which now carries every integration move on one page; she made the blunt but fair point that a few owners are logging status generously, and we agreed that on track has to mean on track to the measure of done, not to good intentions. Robert Miller flagged that the two operations still run on different systems and that the cutover is the single hardest item in front of us, harder than the plan first assumed. For now both sides keep their own systems in parallel, which is safe but doubles the work in a few back-office corners, so the sooner we can sequence the cutover the sooner that drag comes off the team. He would rather we treat it as a project of its own than let it hide inside the operations workstream, and the group agreed.</w:t>
+      </w:r>
+    </w:p>
+    <w:p>
+      <w:r>
+        <w:t>The people and commercial threads got real attention. Christopher Cole raised two retention questions on the acquired side that are worth getting ahead of, and we agreed the honest move is to talk with those individuals directly rather than let uncertainty do the deciding for us. We also touched on communications: the acquired staff have heard enough to be curious and not enough to be settled, and I will get a plain message in front of them rather than let the quiet fill with guesses. On commercial continuity, a handful of larger accounts are still not cleanly assigned to an owner after the close, and I took the point that leaving that ambiguous is exactly how a good account goes quiet. Nothing today changed the direction of the work; the plan is holding, and the value now is in closing the open items before they compound.</w:t>
+      </w:r>
+    </w:p>
+    <w:p>
+      <w:pPr>
+        <w:pStyle w:val="Heading2"/>
+      </w:pPr>
+      <w:r>
+        <w:t>Action Items</w:t>
       </w:r>
     </w:p>
     <w:tbl>
@@ -59,26 +95,27 @@
         <w:tblLook w:firstColumn="1" w:firstRow="1" w:lastColumn="0" w:lastRow="0" w:noHBand="0" w:noVBand="1" w:val="04A0"/>
       </w:tblPr>
       <w:tblGrid>
-        <w:gridCol w:w="4320"/>
-        <w:gridCol w:w="4320"/>
+        <w:gridCol w:w="2880"/>
+        <w:gridCol w:w="2880"/>
+        <w:gridCol w:w="2880"/>
       </w:tblGrid>
       <w:tr>
         <w:tc>
           <w:tcPr>
-            <w:tcW w:type="dxa" w:w="4320"/>
+            <w:tcW w:type="dxa" w:w="2880"/>
           </w:tcPr>
           <w:p>
             <w:r>
               <w:rPr>
                 <w:b/>
               </w:rPr>
-              <w:t>Action Item</w:t>
+              <w:t>Action</w:t>
             </w:r>
           </w:p>
         </w:tc>
         <w:tc>
           <w:tcPr>
-            <w:tcW w:type="dxa" w:w="4320"/>
+            <w:tcW w:type="dxa" w:w="2880"/>
           </w:tcPr>
           <w:p>
             <w:r>
@@ -89,21 +126,130 @@
             </w:r>
           </w:p>
         </w:tc>
+        <w:tc>
+          <w:tcPr>
+            <w:tcW w:type="dxa" w:w="2880"/>
+          </w:tcPr>
+          <w:p>
+            <w:r>
+              <w:rPr>
+                <w:b/>
+              </w:rPr>
+              <w:t>Target</w:t>
+            </w:r>
+          </w:p>
+        </w:tc>
       </w:tr>
       <w:tr>
         <w:tc>
           <w:tcPr>
-            <w:tcW w:type="dxa" w:w="4320"/>
+            <w:tcW w:type="dxa" w:w="2880"/>
           </w:tcPr>
           <w:p>
             <w:r>
-              <w:t>Reconcile the combined monthly report to both sets of prior books before it is shared</w:t>
+              <w:t>Break the systems cutover out as its own tracked project, with a phased plan</w:t>
             </w:r>
           </w:p>
         </w:tc>
         <w:tc>
           <w:tcPr>
-            <w:tcW w:type="dxa" w:w="4320"/>
+            <w:tcW w:type="dxa" w:w="2880"/>
+          </w:tcPr>
+          <w:p>
+            <w:r>
+              <w:t>Robert Miller</w:t>
+            </w:r>
+          </w:p>
+        </w:tc>
+        <w:tc>
+          <w:tcPr>
+            <w:tcW w:type="dxa" w:w="2880"/>
+          </w:tcPr>
+          <w:p>
+            <w:r>
+              <w:t>Before the next working session</w:t>
+            </w:r>
+          </w:p>
+        </w:tc>
+      </w:tr>
+      <w:tr>
+        <w:tc>
+          <w:tcPr>
+            <w:tcW w:type="dxa" w:w="2880"/>
+          </w:tcPr>
+          <w:p>
+            <w:r>
+              <w:t>Complete the first consolidated management report on a single basis</w:t>
+            </w:r>
+          </w:p>
+        </w:tc>
+        <w:tc>
+          <w:tcPr>
+            <w:tcW w:type="dxa" w:w="2880"/>
+          </w:tcPr>
+          <w:p>
+            <w:r>
+              <w:t>Cynthia Ball</w:t>
+            </w:r>
+          </w:p>
+        </w:tc>
+        <w:tc>
+          <w:tcPr>
+            <w:tcW w:type="dxa" w:w="2880"/>
+          </w:tcPr>
+          <w:p>
+            <w:r>
+              <w:t>Within two weeks</w:t>
+            </w:r>
+          </w:p>
+        </w:tc>
+      </w:tr>
+      <w:tr>
+        <w:tc>
+          <w:tcPr>
+            <w:tcW w:type="dxa" w:w="2880"/>
+          </w:tcPr>
+          <w:p>
+            <w:r>
+              <w:t>Tighten the tracker so status reflects the measure of done</w:t>
+            </w:r>
+          </w:p>
+        </w:tc>
+        <w:tc>
+          <w:tcPr>
+            <w:tcW w:type="dxa" w:w="2880"/>
+          </w:tcPr>
+          <w:p>
+            <w:r>
+              <w:t>Cynthia Ball</w:t>
+            </w:r>
+          </w:p>
+        </w:tc>
+        <w:tc>
+          <w:tcPr>
+            <w:tcW w:type="dxa" w:w="2880"/>
+          </w:tcPr>
+          <w:p>
+            <w:r>
+              <w:t>This week</w:t>
+            </w:r>
+          </w:p>
+        </w:tc>
+      </w:tr>
+      <w:tr>
+        <w:tc>
+          <w:tcPr>
+            <w:tcW w:type="dxa" w:w="2880"/>
+          </w:tcPr>
+          <w:p>
+            <w:r>
+              <w:t>Frame the two retention conversations and the message for each</w:t>
+            </w:r>
+          </w:p>
+        </w:tc>
+        <w:tc>
+          <w:tcPr>
+            <w:tcW w:type="dxa" w:w="2880"/>
           </w:tcPr>
           <w:p>
             <w:r>
@@ -111,25 +257,13 @@
             </w:r>
           </w:p>
         </w:tc>
-      </w:tr>
-      <w:tr>
         <w:tc>
           <w:tcPr>
-            <w:tcW w:type="dxa" w:w="4320"/>
+            <w:tcW w:type="dxa" w:w="2880"/>
           </w:tcPr>
           <w:p>
             <w:r>
-              <w:t>Tie each announced saving to specific line items in the combined ledger</w:t>
-            </w:r>
-          </w:p>
-        </w:tc>
-        <w:tc>
-          <w:tcPr>
-            <w:tcW w:type="dxa" w:w="4320"/>
-          </w:tcPr>
-          <w:p>
-            <w:r>
-              <w:t>Cynthia Ball</w:t>
+              <w:t>Before the next working session</w:t>
             </w:r>
           </w:p>
         </w:tc>
@@ -137,17 +271,17 @@
       <w:tr>
         <w:tc>
           <w:tcPr>
-            <w:tcW w:type="dxa" w:w="4320"/>
+            <w:tcW w:type="dxa" w:w="2880"/>
           </w:tcPr>
           <w:p>
             <w:r>
-              <w:t>Confirm the redundant-role list and the sequence for acting on it</w:t>
+              <w:t>Assign every key account to a named owner after the close</w:t>
             </w:r>
           </w:p>
         </w:tc>
         <w:tc>
           <w:tcPr>
-            <w:tcW w:type="dxa" w:w="4320"/>
+            <w:tcW w:type="dxa" w:w="2880"/>
           </w:tcPr>
           <w:p>
             <w:r>
@@ -155,25 +289,13 @@
             </w:r>
           </w:p>
         </w:tc>
-      </w:tr>
-      <w:tr>
         <w:tc>
           <w:tcPr>
-            <w:tcW w:type="dxa" w:w="4320"/>
+            <w:tcW w:type="dxa" w:w="2880"/>
           </w:tcPr>
           <w:p>
             <w:r>
-              <w:t>Walk the operating handoffs at the second location and flag where they break</w:t>
-            </w:r>
-          </w:p>
-        </w:tc>
-        <w:tc>
-          <w:tcPr>
-            <w:tcW w:type="dxa" w:w="4320"/>
-          </w:tcPr>
-          <w:p>
-            <w:r>
-              <w:t>Robert Miller</w:t>
+              <w:t>Within two weeks</w:t>
             </w:r>
           </w:p>
         </w:tc>

--- a/companies/dev-mini/Engagements/Reeves, Miller and Thompson/Meeting Minutes 2021-06-23 - Reeves, Miller and Thompson.docx
+++ b/companies/dev-mini/Engagements/Reeves, Miller and Thompson/Meeting Minutes 2021-06-23 - Reeves, Miller and Thompson.docx
@@ -7,14 +7,12 @@
         <w:pStyle w:val="Heading1"/>
       </w:pPr>
       <w:r>
-        <w:t>Working Session Minutes: Integration Support</w:t>
+        <w:t>Integration Support: Working Session Minutes</w:t>
       </w:r>
     </w:p>
     <w:p>
       <w:r>
-        <w:t>Subject: Integration support for Reeves, Miller and Thompson</w:t>
-        <w:br/>
-        <w:t>Recorded by: Jennifer Fletcher</w:t>
+        <w:t>Session held at the client's main site, with the acquired site joining by video after the first hour. Purpose: close the definitions list, and take the systems question to a recommendation. Minutes by Jennifer Fletcher.</w:t>
       </w:r>
     </w:p>
     <w:p>
@@ -30,7 +28,7 @@
         <w:pStyle w:val="ListBullet"/>
       </w:pPr>
       <w:r>
-        <w:t>Jennifer Fletcher, Senior Consultant, Pinebrook Advisory Group</w:t>
+        <w:t>Jennifer Fletcher, Senior Consultant, chair</w:t>
       </w:r>
     </w:p>
     <w:p>
@@ -38,7 +36,7 @@
         <w:pStyle w:val="ListBullet"/>
       </w:pPr>
       <w:r>
-        <w:t>Cynthia Ball, Analyst, Pinebrook Advisory Group</w:t>
+        <w:t>Robert Miller, Principal Consultant</w:t>
       </w:r>
     </w:p>
     <w:p>
@@ -46,7 +44,7 @@
         <w:pStyle w:val="ListBullet"/>
       </w:pPr>
       <w:r>
-        <w:t>Robert Miller, Principal Consultant, Pinebrook Advisory Group</w:t>
+        <w:t>Cynthia Ball, Analyst</w:t>
       </w:r>
     </w:p>
     <w:p>
@@ -67,17 +65,32 @@
     </w:p>
     <w:p>
       <w:r>
-        <w:t>The session took stock at roughly the midpoint of the engagement. The current-state read is behind us: Robert Miller walked the group through how each core function runs on both sides, and the integration plan we built off that read is now the working document, with an owner and a measure of done against every move. Seven months in total means the plan has to be more than half real by now, and it is; what remains is turning read-and-plan into done. The purpose of today was to confirm what has landed, what is stuck, and where a decision from Christopher Cole would unblock the next step.</w:t>
+        <w:t>Robert Miller presented the baseline. It is complete on both sides and has been walked back through the supervisors who described the work. Two findings carried the session. The acquired business schedules against promised dates. The buying business schedules against capacity. Neither method is wrong, and both cannot survive the merge. The choice is commercial rather than operational, because what it really decides is which customers get told no.</w:t>
       </w:r>
     </w:p>
     <w:p>
       <w:r>
-        <w:t>Two workstreams are moving well. The combined reporting lines are largely settled, and the finance team has the first consolidated management report coming together on a single basis, which was the piece a great deal downstream was waiting on. Cynthia Ball showed the tracker, which now carries every integration move on one page; she made the blunt but fair point that a few owners are logging status generously, and we agreed that on track has to mean on track to the measure of done, not to good intentions. Robert Miller flagged that the two operations still run on different systems and that the cutover is the single hardest item in front of us, harder than the plan first assumed. For now both sides keep their own systems in parallel, which is safe but doubles the work in a few back-office corners, so the sooner we can sequence the cutover the sooner that drag comes off the team. He would rather we treat it as a project of its own than let it hide inside the operations workstream, and the group agreed.</w:t>
+        <w:t>The definitions list stands at nineteen terms. Fourteen are agreed and written down. Three are agreed in substance and wait on Christopher Cole to confirm them in writing. Two are not agreed. An open order means a booked job on one side and a job with materials committed on the other, which is why the two order books have never reconciled to each other. An active customer means one purchase in twelve months on one side and one in twenty-four on the other. Cynthia Ball reran the customer overlap under both rules before the session. The count of shared accounts moves by about a third between them. Christopher Cole took the point at once and asked for the twelve-month rule, subject to his commercial lead.</w:t>
       </w:r>
     </w:p>
     <w:p>
       <w:r>
-        <w:t>The people and commercial threads got real attention. Christopher Cole raised two retention questions on the acquired side that are worth getting ahead of, and we agreed the honest move is to talk with those individuals directly rather than let uncertainty do the deciding for us. We also touched on communications: the acquired staff have heard enough to be curious and not enough to be settled, and I will get a plain message in front of them rather than let the quiet fill with guesses. On commercial continuity, a handful of larger accounts are still not cleanly assigned to an owner after the close, and I took the point that leaving that ambiguous is exactly how a good account goes quiet. Nothing today changed the direction of the work; the plan is holding, and the value now is in closing the open items before they compound.</w:t>
+        <w:t>On systems, the recommendation is to converge order entry onto the buying business's system and to carry the acquired side's scheduling rules across as configuration rather than as custom code. Robert Miller was explicit that this is the more expensive option in the first month and the cheaper one by the fourth. I asked him to write the comparison out rather than present it verbally, because it will be argued again as soon as the first configuration estimate lands.</w:t>
+      </w:r>
+    </w:p>
+    <w:p>
+      <w:r>
+        <w:t>Retention was raised by Christopher Cole and not by us. Two dispatchers on the acquired side hold the routing knowledge for that operation. Neither set of rules is documented anywhere. Hiring into the role has been hard all spring. We agreed that the integration plan should not assume either dispatcher stays, and Cynthia Ball will write the routing rules into the baseline as a procedure.</w:t>
+      </w:r>
+    </w:p>
+    <w:p>
+      <w:r>
+        <w:t>Christopher Cole asked how the two order-entry teams are taking the work. The answer is that the buying side treats it as a project and the acquired side treats it as a verdict. That difference will not close by itself. We recommended a short written update from him to both teams after the systems decision is taken, on the same day and in the same words, and he agreed to draft one.</w:t>
+      </w:r>
+    </w:p>
+    <w:p>
+      <w:r>
+        <w:t>Billing sequencing was deferred by agreement. It depends on the order-entry decision, and there is no value in planning it twice. Cynthia Ball noted that the two businesses invoice on different cycles, so the sequence will need a month where one side bills early or the other bills late. That is a decision for the finance lead and it is now on the log.</w:t>
       </w:r>
     </w:p>
     <w:p>
@@ -109,7 +122,7 @@
               <w:rPr>
                 <w:b/>
               </w:rPr>
-              <w:t>Action</w:t>
+              <w:t>Item</w:t>
             </w:r>
           </w:p>
         </w:tc>
@@ -135,7 +148,7 @@
               <w:rPr>
                 <w:b/>
               </w:rPr>
-              <w:t>Target</w:t>
+              <w:t>Due</w:t>
             </w:r>
           </w:p>
         </w:tc>
@@ -147,7 +160,7 @@
           </w:tcPr>
           <w:p>
             <w:r>
-              <w:t>Break the systems cutover out as its own tracked project, with a phased plan</w:t>
+              <w:t>Confirm the three pending definitions in writing</w:t>
             </w:r>
           </w:p>
         </w:tc>
@@ -157,71 +170,7 @@
           </w:tcPr>
           <w:p>
             <w:r>
-              <w:t>Robert Miller</w:t>
-            </w:r>
-          </w:p>
-        </w:tc>
-        <w:tc>
-          <w:tcPr>
-            <w:tcW w:type="dxa" w:w="2880"/>
-          </w:tcPr>
-          <w:p>
-            <w:r>
-              <w:t>Before the next working session</w:t>
-            </w:r>
-          </w:p>
-        </w:tc>
-      </w:tr>
-      <w:tr>
-        <w:tc>
-          <w:tcPr>
-            <w:tcW w:type="dxa" w:w="2880"/>
-          </w:tcPr>
-          <w:p>
-            <w:r>
-              <w:t>Complete the first consolidated management report on a single basis</w:t>
-            </w:r>
-          </w:p>
-        </w:tc>
-        <w:tc>
-          <w:tcPr>
-            <w:tcW w:type="dxa" w:w="2880"/>
-          </w:tcPr>
-          <w:p>
-            <w:r>
-              <w:t>Cynthia Ball</w:t>
-            </w:r>
-          </w:p>
-        </w:tc>
-        <w:tc>
-          <w:tcPr>
-            <w:tcW w:type="dxa" w:w="2880"/>
-          </w:tcPr>
-          <w:p>
-            <w:r>
-              <w:t>Within two weeks</w:t>
-            </w:r>
-          </w:p>
-        </w:tc>
-      </w:tr>
-      <w:tr>
-        <w:tc>
-          <w:tcPr>
-            <w:tcW w:type="dxa" w:w="2880"/>
-          </w:tcPr>
-          <w:p>
-            <w:r>
-              <w:t>Tighten the tracker so status reflects the measure of done</w:t>
-            </w:r>
-          </w:p>
-        </w:tc>
-        <w:tc>
-          <w:tcPr>
-            <w:tcW w:type="dxa" w:w="2880"/>
-          </w:tcPr>
-          <w:p>
-            <w:r>
-              <w:t>Cynthia Ball</w:t>
+              <w:t>Christopher Cole</w:t>
             </w:r>
           </w:p>
         </w:tc>
@@ -243,7 +192,135 @@
           </w:tcPr>
           <w:p>
             <w:r>
-              <w:t>Frame the two retention conversations and the message for each</w:t>
+              <w:t>Twelve-month rule for an active customer, confirmed with the commercial lead</w:t>
+            </w:r>
+          </w:p>
+        </w:tc>
+        <w:tc>
+          <w:tcPr>
+            <w:tcW w:type="dxa" w:w="2880"/>
+          </w:tcPr>
+          <w:p>
+            <w:r>
+              <w:t>Christopher Cole</w:t>
+            </w:r>
+          </w:p>
+        </w:tc>
+        <w:tc>
+          <w:tcPr>
+            <w:tcW w:type="dxa" w:w="2880"/>
+          </w:tcPr>
+          <w:p>
+            <w:r>
+              <w:t>Next session</w:t>
+            </w:r>
+          </w:p>
+        </w:tc>
+      </w:tr>
+      <w:tr>
+        <w:tc>
+          <w:tcPr>
+            <w:tcW w:type="dxa" w:w="2880"/>
+          </w:tcPr>
+          <w:p>
+            <w:r>
+              <w:t>Written comparison of the two order-entry options, first month and steady state</w:t>
+            </w:r>
+          </w:p>
+        </w:tc>
+        <w:tc>
+          <w:tcPr>
+            <w:tcW w:type="dxa" w:w="2880"/>
+          </w:tcPr>
+          <w:p>
+            <w:r>
+              <w:t>Robert Miller</w:t>
+            </w:r>
+          </w:p>
+        </w:tc>
+        <w:tc>
+          <w:tcPr>
+            <w:tcW w:type="dxa" w:w="2880"/>
+          </w:tcPr>
+          <w:p>
+            <w:r>
+              <w:t>Two weeks</w:t>
+            </w:r>
+          </w:p>
+        </w:tc>
+      </w:tr>
+      <w:tr>
+        <w:tc>
+          <w:tcPr>
+            <w:tcW w:type="dxa" w:w="2880"/>
+          </w:tcPr>
+          <w:p>
+            <w:r>
+              <w:t>Routing rules documented as procedure and added to the baseline</w:t>
+            </w:r>
+          </w:p>
+        </w:tc>
+        <w:tc>
+          <w:tcPr>
+            <w:tcW w:type="dxa" w:w="2880"/>
+          </w:tcPr>
+          <w:p>
+            <w:r>
+              <w:t>Cynthia Ball</w:t>
+            </w:r>
+          </w:p>
+        </w:tc>
+        <w:tc>
+          <w:tcPr>
+            <w:tcW w:type="dxa" w:w="2880"/>
+          </w:tcPr>
+          <w:p>
+            <w:r>
+              <w:t>Two weeks</w:t>
+            </w:r>
+          </w:p>
+        </w:tc>
+      </w:tr>
+      <w:tr>
+        <w:tc>
+          <w:tcPr>
+            <w:tcW w:type="dxa" w:w="2880"/>
+          </w:tcPr>
+          <w:p>
+            <w:r>
+              <w:t>Customer overlap reissued under the agreed definition</w:t>
+            </w:r>
+          </w:p>
+        </w:tc>
+        <w:tc>
+          <w:tcPr>
+            <w:tcW w:type="dxa" w:w="2880"/>
+          </w:tcPr>
+          <w:p>
+            <w:r>
+              <w:t>Cynthia Ball</w:t>
+            </w:r>
+          </w:p>
+        </w:tc>
+        <w:tc>
+          <w:tcPr>
+            <w:tcW w:type="dxa" w:w="2880"/>
+          </w:tcPr>
+          <w:p>
+            <w:r>
+              <w:t>Next session</w:t>
+            </w:r>
+          </w:p>
+        </w:tc>
+      </w:tr>
+      <w:tr>
+        <w:tc>
+          <w:tcPr>
+            <w:tcW w:type="dxa" w:w="2880"/>
+          </w:tcPr>
+          <w:p>
+            <w:r>
+              <w:t>Role map circulated to Christopher Cole only</w:t>
             </w:r>
           </w:p>
         </w:tc>
@@ -263,44 +340,17 @@
           </w:tcPr>
           <w:p>
             <w:r>
-              <w:t>Before the next working session</w:t>
-            </w:r>
-          </w:p>
-        </w:tc>
-      </w:tr>
-      <w:tr>
-        <w:tc>
-          <w:tcPr>
-            <w:tcW w:type="dxa" w:w="2880"/>
-          </w:tcPr>
-          <w:p>
-            <w:r>
-              <w:t>Assign every key account to a named owner after the close</w:t>
-            </w:r>
-          </w:p>
-        </w:tc>
-        <w:tc>
-          <w:tcPr>
-            <w:tcW w:type="dxa" w:w="2880"/>
-          </w:tcPr>
-          <w:p>
-            <w:r>
-              <w:t>Christopher Cole</w:t>
-            </w:r>
-          </w:p>
-        </w:tc>
-        <w:tc>
-          <w:tcPr>
-            <w:tcW w:type="dxa" w:w="2880"/>
-          </w:tcPr>
-          <w:p>
-            <w:r>
-              <w:t>Within two weeks</w:t>
+              <w:t>Next session</w:t>
             </w:r>
           </w:p>
         </w:tc>
       </w:tr>
     </w:tbl>
+    <w:p>
+      <w:r>
+        <w:t>Next session in three weeks at the acquired site, with the configuration estimate in hand. Cynthia Ball will circulate these minutes and the updated decision log.</w:t>
+      </w:r>
+    </w:p>
     <w:sectPr>
       <w:headerReference w:type="first" r:id="rId9"/>
       <w:headerReference w:type="default" r:id="rId10"/>
